--- a/Project_Report_Automated_Web_Scanner.docx
+++ b/Project_Report_Automated_Web_Scanner.docx
@@ -58,9 +58,9 @@
         </w:rPr>
         <w:t>Project Topic #2: Automated Web Scanner</w:t>
         <w:br/>
-        <w:t>Participant: Tanisha</w:t>
+        <w:t>Participant: Tarun Singh</w:t>
         <w:br/>
-        <w:t>GitHub: tsh471</w:t>
+        <w:t>GitHub: tarun-singh9897</w:t>
         <w:br/>
         <w:t>Track: Cybersecurity &amp; Web Defense</w:t>
         <w:br/>
